--- a/zht/docx/054.content.docx
+++ b/zht/docx/054.content.docx
@@ -321,18 +321,12 @@
           <w:lang w:val="zh_TW" w:bidi="zh_TW"/>
         </w:rPr>
       </w:r>
-      <w:hyperlink r:id="rId13">
-        <w:r>
-          <w:rPr>
-            <w:lang w:val="zh_TW" w:bidi="zh_TW"/>
-          </w:rPr>
-          <w:rPr>
-            <w:color w:val="0000EE"/>
-            <w:u w:val="single"/>
-          </w:rPr>
-          <w:t>使徒行傳11:19–21</w:t>
-        </w:r>
-      </w:hyperlink>
+      <w:r>
+        <w:rPr>
+          <w:lang w:val="zh_TW" w:bidi="zh_TW"/>
+        </w:rPr>
+        <w:t>使徒行傳11:19–21</w:t>
+      </w:r>
     </w:p>
     <w:p>
       <w:pPr>
@@ -345,18 +339,12 @@
           <w:lang w:val="zh_TW" w:bidi="zh_TW"/>
         </w:rPr>
       </w:r>
-      <w:hyperlink r:id="rId14">
-        <w:r>
-          <w:rPr>
-            <w:lang w:val="zh_TW" w:bidi="zh_TW"/>
-          </w:rPr>
-          <w:rPr>
-            <w:color w:val="0000EE"/>
-            <w:u w:val="single"/>
-          </w:rPr>
-          <w:t>馬太福音27:32–34</w:t>
-        </w:r>
-      </w:hyperlink>
+      <w:r>
+        <w:rPr>
+          <w:lang w:val="zh_TW" w:bidi="zh_TW"/>
+        </w:rPr>
+        <w:t>馬太福音27:32–34</w:t>
+      </w:r>
     </w:p>
     <w:p>
       <w:pPr>
@@ -598,18 +586,12 @@
           <w:lang w:val="zh_TW" w:bidi="zh_TW"/>
         </w:rPr>
       </w:r>
-      <w:hyperlink r:id="rId15">
-        <w:r>
-          <w:rPr>
-            <w:lang w:val="zh_TW" w:bidi="zh_TW"/>
-          </w:rPr>
-          <w:rPr>
-            <w:color w:val="0000EE"/>
-            <w:u w:val="single"/>
-          </w:rPr>
-          <w:t>歷代志上1:8–10</w:t>
-        </w:r>
-      </w:hyperlink>
+      <w:r>
+        <w:rPr>
+          <w:lang w:val="zh_TW" w:bidi="zh_TW"/>
+        </w:rPr>
+        <w:t>歷代志上1:8–10</w:t>
+      </w:r>
     </w:p>
     <w:p>
       <w:pPr>
@@ -622,18 +604,12 @@
           <w:lang w:val="zh_TW" w:bidi="zh_TW"/>
         </w:rPr>
       </w:r>
-      <w:hyperlink r:id="rId16">
-        <w:r>
-          <w:rPr>
-            <w:lang w:val="zh_TW" w:bidi="zh_TW"/>
-          </w:rPr>
-          <w:rPr>
-            <w:color w:val="0000EE"/>
-            <w:u w:val="single"/>
-          </w:rPr>
-          <w:t>以西結書29:10</w:t>
-        </w:r>
-      </w:hyperlink>
+      <w:r>
+        <w:rPr>
+          <w:lang w:val="zh_TW" w:bidi="zh_TW"/>
+        </w:rPr>
+        <w:t>以西結書29:10</w:t>
+      </w:r>
     </w:p>
     <w:p>
       <w:pPr>
@@ -646,18 +622,12 @@
           <w:lang w:val="zh_TW" w:bidi="zh_TW"/>
         </w:rPr>
       </w:r>
-      <w:hyperlink r:id="rId17">
-        <w:r>
-          <w:rPr>
-            <w:lang w:val="zh_TW" w:bidi="zh_TW"/>
-          </w:rPr>
-          <w:rPr>
-            <w:color w:val="0000EE"/>
-            <w:u w:val="single"/>
-          </w:rPr>
-          <w:t>創世記2:13</w:t>
-        </w:r>
-      </w:hyperlink>
+      <w:r>
+        <w:rPr>
+          <w:lang w:val="zh_TW" w:bidi="zh_TW"/>
+        </w:rPr>
+        <w:t>創世記2:13</w:t>
+      </w:r>
     </w:p>
     <w:p>
       <w:pPr>
@@ -670,18 +640,12 @@
           <w:lang w:val="zh_TW" w:bidi="zh_TW"/>
         </w:rPr>
       </w:r>
-      <w:hyperlink r:id="rId18">
-        <w:r>
-          <w:rPr>
-            <w:lang w:val="zh_TW" w:bidi="zh_TW"/>
-          </w:rPr>
-          <w:rPr>
-            <w:color w:val="0000EE"/>
-            <w:u w:val="single"/>
-          </w:rPr>
-          <w:t>創世記10:6–7</w:t>
-        </w:r>
-      </w:hyperlink>
+      <w:r>
+        <w:rPr>
+          <w:lang w:val="zh_TW" w:bidi="zh_TW"/>
+        </w:rPr>
+        <w:t>創世記10:6–7</w:t>
+      </w:r>
     </w:p>
     <w:p>
       <w:pPr>
@@ -694,18 +658,12 @@
           <w:lang w:val="zh_TW" w:bidi="zh_TW"/>
         </w:rPr>
       </w:r>
-      <w:hyperlink r:id="rId19">
-        <w:r>
-          <w:rPr>
-            <w:lang w:val="zh_TW" w:bidi="zh_TW"/>
-          </w:rPr>
-          <w:rPr>
-            <w:color w:val="0000EE"/>
-            <w:u w:val="single"/>
-          </w:rPr>
-          <w:t>耶利米書13:23</w:t>
-        </w:r>
-      </w:hyperlink>
+      <w:r>
+        <w:rPr>
+          <w:lang w:val="zh_TW" w:bidi="zh_TW"/>
+        </w:rPr>
+        <w:t>耶利米書13:23</w:t>
+      </w:r>
     </w:p>
     <w:p>
       <w:pPr>
@@ -909,18 +867,12 @@
           <w:lang w:val="zh_TW" w:bidi="zh_TW"/>
         </w:rPr>
       </w:r>
-      <w:hyperlink r:id="rId20">
-        <w:r>
-          <w:rPr>
-            <w:lang w:val="zh_TW" w:bidi="zh_TW"/>
-          </w:rPr>
-          <w:rPr>
-            <w:color w:val="0000EE"/>
-            <w:u w:val="single"/>
-          </w:rPr>
-          <w:t>創世記42:3</w:t>
-        </w:r>
-      </w:hyperlink>
+      <w:r>
+        <w:rPr>
+          <w:lang w:val="zh_TW" w:bidi="zh_TW"/>
+        </w:rPr>
+        <w:t>創世記42:3</w:t>
+      </w:r>
     </w:p>
     <w:p>
       <w:pPr>
@@ -933,18 +885,12 @@
           <w:lang w:val="zh_TW" w:bidi="zh_TW"/>
         </w:rPr>
       </w:r>
-      <w:hyperlink r:id="rId21">
-        <w:r>
-          <w:rPr>
-            <w:lang w:val="zh_TW" w:bidi="zh_TW"/>
-          </w:rPr>
-          <w:rPr>
-            <w:color w:val="0000EE"/>
-            <w:u w:val="single"/>
-          </w:rPr>
-          <w:t>創世記42:26–28</w:t>
-        </w:r>
-      </w:hyperlink>
+      <w:r>
+        <w:rPr>
+          <w:lang w:val="zh_TW" w:bidi="zh_TW"/>
+        </w:rPr>
+        <w:t>創世記42:26–28</w:t>
+      </w:r>
     </w:p>
     <w:p>
       <w:pPr>
@@ -957,18 +903,12 @@
           <w:lang w:val="zh_TW" w:bidi="zh_TW"/>
         </w:rPr>
       </w:r>
-      <w:hyperlink r:id="rId22">
-        <w:r>
-          <w:rPr>
-            <w:lang w:val="zh_TW" w:bidi="zh_TW"/>
-          </w:rPr>
-          <w:rPr>
-            <w:color w:val="0000EE"/>
-            <w:u w:val="single"/>
-          </w:rPr>
-          <w:t>創世記43:1–2</w:t>
-        </w:r>
-      </w:hyperlink>
+      <w:r>
+        <w:rPr>
+          <w:lang w:val="zh_TW" w:bidi="zh_TW"/>
+        </w:rPr>
+        <w:t>創世記43:1–2</w:t>
+      </w:r>
     </w:p>
     <w:p>
       <w:pPr>
@@ -981,18 +921,12 @@
           <w:lang w:val="zh_TW" w:bidi="zh_TW"/>
         </w:rPr>
       </w:r>
-      <w:hyperlink r:id="rId23">
-        <w:r>
-          <w:rPr>
-            <w:lang w:val="zh_TW" w:bidi="zh_TW"/>
-          </w:rPr>
-          <w:rPr>
-            <w:color w:val="0000EE"/>
-            <w:u w:val="single"/>
-          </w:rPr>
-          <w:t>路加福音6:2</w:t>
-        </w:r>
-      </w:hyperlink>
+      <w:r>
+        <w:rPr>
+          <w:lang w:val="zh_TW" w:bidi="zh_TW"/>
+        </w:rPr>
+        <w:t>路加福音6:2</w:t>
+      </w:r>
     </w:p>
     <w:p>
       <w:pPr>
@@ -1005,18 +939,12 @@
           <w:lang w:val="zh_TW" w:bidi="zh_TW"/>
         </w:rPr>
       </w:r>
-      <w:hyperlink r:id="rId24">
-        <w:r>
-          <w:rPr>
-            <w:lang w:val="zh_TW" w:bidi="zh_TW"/>
-          </w:rPr>
-          <w:rPr>
-            <w:color w:val="0000EE"/>
-            <w:u w:val="single"/>
-          </w:rPr>
-          <w:t>馬可福音2:24</w:t>
-        </w:r>
-      </w:hyperlink>
+      <w:r>
+        <w:rPr>
+          <w:lang w:val="zh_TW" w:bidi="zh_TW"/>
+        </w:rPr>
+        <w:t>馬可福音2:24</w:t>
+      </w:r>
     </w:p>
     <w:p>
       <w:pPr>
@@ -1029,18 +957,12 @@
           <w:lang w:val="zh_TW" w:bidi="zh_TW"/>
         </w:rPr>
       </w:r>
-      <w:hyperlink r:id="rId25">
-        <w:r>
-          <w:rPr>
-            <w:lang w:val="zh_TW" w:bidi="zh_TW"/>
-          </w:rPr>
-          <w:rPr>
-            <w:color w:val="0000EE"/>
-            <w:u w:val="single"/>
-          </w:rPr>
-          <w:t>馬太福音13:7–9</w:t>
-        </w:r>
-      </w:hyperlink>
+      <w:r>
+        <w:rPr>
+          <w:lang w:val="zh_TW" w:bidi="zh_TW"/>
+        </w:rPr>
+        <w:t>馬太福音13:7–9</w:t>
+      </w:r>
     </w:p>
     <w:p>
       <w:pPr>
@@ -1053,18 +975,12 @@
           <w:lang w:val="zh_TW" w:bidi="zh_TW"/>
         </w:rPr>
       </w:r>
-      <w:hyperlink r:id="rId26">
-        <w:r>
-          <w:rPr>
-            <w:lang w:val="zh_TW" w:bidi="zh_TW"/>
-          </w:rPr>
-          <w:rPr>
-            <w:color w:val="0000EE"/>
-            <w:u w:val="single"/>
-          </w:rPr>
-          <w:t>路得記1:22</w:t>
-        </w:r>
-      </w:hyperlink>
+      <w:r>
+        <w:rPr>
+          <w:lang w:val="zh_TW" w:bidi="zh_TW"/>
+        </w:rPr>
+        <w:t>路得記1:22</w:t>
+      </w:r>
     </w:p>
     <w:p>
       <w:pPr>

--- a/zht/docx/054.content.docx
+++ b/zht/docx/054.content.docx
@@ -818,19 +818,7 @@
         <w:rPr>
           <w:lang w:val="zh_TW" w:bidi="zh_TW"/>
         </w:rPr>
-        <w:t>（另見：</w:t>
-      </w:r>
-      <w:r>
-        <w:rPr>
-          <w:lang w:val="zh_TW" w:bidi="zh_TW"/>
-        </w:rPr>
-        <w:t>穗</w:t>
-      </w:r>
-      <w:r>
-        <w:rPr>
-          <w:lang w:val="zh_TW" w:bidi="zh_TW"/>
-        </w:rPr>
-        <w:t>，</w:t>
+        <w:t>（另見：穗，</w:t>
       </w:r>
       <w:r>
         <w:rPr>
